--- a/paper/WRRA_M_0_7_KO.docx
+++ b/paper/WRRA_M_0_7_KO.docx
@@ -39,7 +39,7 @@
         <w:br/>
       </w:r>
       <w:r>
-        <w:t xml:space="preserve">WRRA-M 0.7 | 2026년 10월 1일</w:t>
+        <w:t xml:space="preserve">WRRA-M 0.7-r1 | 2026년 10월 2일</w:t>
       </w:r>
       <w:r>
         <w:br/>
@@ -3772,7 +3772,7 @@
         <w:jc w:val="left"/>
       </w:pPr>
       <w:r>
-        <w:t xml:space="preserve">16개 검증 묶음을 통과했다. 대표 장부 9개 외에 혼합 상태·격자·지수 변경의 24개 경우를 실행했다. 잘못된 보정값·상태와 실행되지 않은 기록을 입력하는 9개 경우는 차단했다. 유리수로 계산한 균등 기준 비율, 별도 부피 유한차분, 기저 동시 변환과 고정 크기의 unitary 상태 변화를 사용해 장부를 대조했다.</w:t>
+        <w:t xml:space="preserve">19개 검증 묶음을 통과했다. 대표 장부 9개 외에 혼합 상태·격자·지수 변경의 24개 경우를 실행했다. 잘못된 보정값·상태와 실행되지 않은 기록을 입력하는 9개 경우는 차단했다. 유리수로 계산한 균등 기준 비율, 별도 부피 유한차분, 기저 동시 변환과 고정 크기의 unitary 상태 변화를 사용해 장부를 대조했다.</w:t>
       </w:r>
     </w:p>
     <w:p>
@@ -5582,6 +5582,273 @@
           </w:p>
         </w:tc>
       </w:tr>
+      <w:tr>
+        <w:trPr>
+          <w:cantSplit/>
+        </w:trPr>
+        <w:tc>
+          <w:tcPr>
+            <w:tcW w:type="dxa" w:w="576"/>
+            <w:vAlign w:val="center"/>
+            <w:shd w:fill="FFFFFF"/>
+            <w:tcMar>
+              <w:top w:w="90" w:type="dxa"/>
+              <w:left w:w="90" w:type="dxa"/>
+              <w:bottom w:w="90" w:type="dxa"/>
+              <w:right w:w="90" w:type="dxa"/>
+            </w:tcMar>
+          </w:tcPr>
+          <w:p>
+            <w:pPr>
+              <w:pStyle w:val="Compact"/>
+              <w:spacing w:before="60" w:after="60" w:line="252" w:lineRule="auto"/>
+              <w:jc w:val="center"/>
+            </w:pPr>
+            <w:r>
+              <w:rPr>
+                <w:rFonts w:ascii="Liberation Serif" w:hAnsi="Liberation Serif"/>
+                <w:b w:val="0"/>
+                <w:sz w:val="20"/>
+              </w:rPr>
+              <w:t xml:space="preserve">17</w:t>
+            </w:r>
+          </w:p>
+        </w:tc>
+        <w:tc>
+          <w:tcPr>
+            <w:tcW w:type="dxa" w:w="8424"/>
+            <w:vAlign w:val="center"/>
+            <w:shd w:fill="FFFFFF"/>
+            <w:tcMar>
+              <w:top w:w="90" w:type="dxa"/>
+              <w:left w:w="90" w:type="dxa"/>
+              <w:bottom w:w="90" w:type="dxa"/>
+              <w:right w:w="90" w:type="dxa"/>
+            </w:tcMar>
+          </w:tcPr>
+          <w:p>
+            <w:pPr>
+              <w:pStyle w:val="Compact"/>
+              <w:spacing w:before="60" w:after="60" w:line="252" w:lineRule="auto"/>
+              <w:jc w:val="left"/>
+            </w:pPr>
+            <w:r>
+              <w:rPr>
+                <w:rFonts w:ascii="Liberation Serif" w:hAnsi="Liberation Serif"/>
+                <w:b w:val="0"/>
+                <w:sz w:val="20"/>
+              </w:rPr>
+              <w:t xml:space="preserve">작은 양의 부하와 중력의 일치</w:t>
+            </w:r>
+          </w:p>
+        </w:tc>
+        <w:tc>
+          <w:tcPr>
+            <w:tcW w:type="dxa" w:w="994"/>
+            <w:vAlign w:val="center"/>
+            <w:shd w:fill="FFFFFF"/>
+            <w:tcMar>
+              <w:top w:w="90" w:type="dxa"/>
+              <w:left w:w="90" w:type="dxa"/>
+              <w:bottom w:w="90" w:type="dxa"/>
+              <w:right w:w="90" w:type="dxa"/>
+            </w:tcMar>
+          </w:tcPr>
+          <w:p>
+            <w:pPr>
+              <w:pStyle w:val="Compact"/>
+              <w:spacing w:before="60" w:after="60" w:line="252" w:lineRule="auto"/>
+              <w:jc w:val="center"/>
+            </w:pPr>
+            <w:r>
+              <w:rPr>
+                <w:rFonts w:ascii="Liberation Serif" w:hAnsi="Liberation Serif"/>
+                <w:b w:val="0"/>
+                <w:sz w:val="20"/>
+              </w:rPr>
+              <w:t xml:space="preserve">통과</w:t>
+            </w:r>
+          </w:p>
+        </w:tc>
+      </w:tr>
+      <w:tr>
+        <w:trPr>
+          <w:cantSplit/>
+        </w:trPr>
+        <w:tc>
+          <w:tcPr>
+            <w:tcW w:type="dxa" w:w="576"/>
+            <w:vAlign w:val="center"/>
+            <w:shd w:fill="F7F8FA"/>
+            <w:tcMar>
+              <w:top w:w="90" w:type="dxa"/>
+              <w:left w:w="90" w:type="dxa"/>
+              <w:bottom w:w="90" w:type="dxa"/>
+              <w:right w:w="90" w:type="dxa"/>
+            </w:tcMar>
+          </w:tcPr>
+          <w:p>
+            <w:pPr>
+              <w:pStyle w:val="Compact"/>
+              <w:spacing w:before="60" w:after="60" w:line="252" w:lineRule="auto"/>
+              <w:jc w:val="center"/>
+            </w:pPr>
+            <w:r>
+              <w:rPr>
+                <w:rFonts w:ascii="Liberation Serif" w:hAnsi="Liberation Serif"/>
+                <w:b w:val="0"/>
+                <w:sz w:val="20"/>
+              </w:rPr>
+              <w:t xml:space="preserve">18</w:t>
+            </w:r>
+          </w:p>
+        </w:tc>
+        <w:tc>
+          <w:tcPr>
+            <w:tcW w:type="dxa" w:w="8424"/>
+            <w:vAlign w:val="center"/>
+            <w:shd w:fill="F7F8FA"/>
+            <w:tcMar>
+              <w:top w:w="90" w:type="dxa"/>
+              <w:left w:w="90" w:type="dxa"/>
+              <w:bottom w:w="90" w:type="dxa"/>
+              <w:right w:w="90" w:type="dxa"/>
+            </w:tcMar>
+          </w:tcPr>
+          <w:p>
+            <w:pPr>
+              <w:pStyle w:val="Compact"/>
+              <w:spacing w:before="60" w:after="60" w:line="252" w:lineRule="auto"/>
+              <w:jc w:val="left"/>
+            </w:pPr>
+            <w:r>
+              <w:rPr>
+                <w:rFonts w:ascii="Liberation Serif" w:hAnsi="Liberation Serif"/>
+                <w:b w:val="0"/>
+                <w:sz w:val="20"/>
+              </w:rPr>
+              <w:t xml:space="preserve">허용 trace 오차의 정규화</w:t>
+            </w:r>
+          </w:p>
+        </w:tc>
+        <w:tc>
+          <w:tcPr>
+            <w:tcW w:type="dxa" w:w="994"/>
+            <w:vAlign w:val="center"/>
+            <w:shd w:fill="F7F8FA"/>
+            <w:tcMar>
+              <w:top w:w="90" w:type="dxa"/>
+              <w:left w:w="90" w:type="dxa"/>
+              <w:bottom w:w="90" w:type="dxa"/>
+              <w:right w:w="90" w:type="dxa"/>
+            </w:tcMar>
+          </w:tcPr>
+          <w:p>
+            <w:pPr>
+              <w:pStyle w:val="Compact"/>
+              <w:spacing w:before="60" w:after="60" w:line="252" w:lineRule="auto"/>
+              <w:jc w:val="center"/>
+            </w:pPr>
+            <w:r>
+              <w:rPr>
+                <w:rFonts w:ascii="Liberation Serif" w:hAnsi="Liberation Serif"/>
+                <w:b w:val="0"/>
+                <w:sz w:val="20"/>
+              </w:rPr>
+              <w:t xml:space="preserve">통과</w:t>
+            </w:r>
+          </w:p>
+        </w:tc>
+      </w:tr>
+      <w:tr>
+        <w:trPr>
+          <w:cantSplit/>
+        </w:trPr>
+        <w:tc>
+          <w:tcPr>
+            <w:tcW w:type="dxa" w:w="576"/>
+            <w:vAlign w:val="center"/>
+            <w:shd w:fill="FFFFFF"/>
+            <w:tcMar>
+              <w:top w:w="90" w:type="dxa"/>
+              <w:left w:w="90" w:type="dxa"/>
+              <w:bottom w:w="90" w:type="dxa"/>
+              <w:right w:w="90" w:type="dxa"/>
+            </w:tcMar>
+          </w:tcPr>
+          <w:p>
+            <w:pPr>
+              <w:pStyle w:val="Compact"/>
+              <w:spacing w:before="60" w:after="60" w:line="252" w:lineRule="auto"/>
+              <w:jc w:val="center"/>
+            </w:pPr>
+            <w:r>
+              <w:rPr>
+                <w:rFonts w:ascii="Liberation Serif" w:hAnsi="Liberation Serif"/>
+                <w:b w:val="0"/>
+                <w:sz w:val="20"/>
+              </w:rPr>
+              <w:t xml:space="preserve">19</w:t>
+            </w:r>
+          </w:p>
+        </w:tc>
+        <w:tc>
+          <w:tcPr>
+            <w:tcW w:type="dxa" w:w="8424"/>
+            <w:vAlign w:val="center"/>
+            <w:shd w:fill="FFFFFF"/>
+            <w:tcMar>
+              <w:top w:w="90" w:type="dxa"/>
+              <w:left w:w="90" w:type="dxa"/>
+              <w:bottom w:w="90" w:type="dxa"/>
+              <w:right w:w="90" w:type="dxa"/>
+            </w:tcMar>
+          </w:tcPr>
+          <w:p>
+            <w:pPr>
+              <w:pStyle w:val="Compact"/>
+              <w:spacing w:before="60" w:after="60" w:line="252" w:lineRule="auto"/>
+              <w:jc w:val="left"/>
+            </w:pPr>
+            <w:r>
+              <w:rPr>
+                <w:rFonts w:ascii="Liberation Serif" w:hAnsi="Liberation Serif"/>
+                <w:b w:val="0"/>
+                <w:sz w:val="20"/>
+              </w:rPr>
+              <w:t xml:space="preserve">반올림 범위를 넘는 음의 상태 차단</w:t>
+            </w:r>
+          </w:p>
+        </w:tc>
+        <w:tc>
+          <w:tcPr>
+            <w:tcW w:type="dxa" w:w="994"/>
+            <w:vAlign w:val="center"/>
+            <w:shd w:fill="FFFFFF"/>
+            <w:tcMar>
+              <w:top w:w="90" w:type="dxa"/>
+              <w:left w:w="90" w:type="dxa"/>
+              <w:bottom w:w="90" w:type="dxa"/>
+              <w:right w:w="90" w:type="dxa"/>
+            </w:tcMar>
+          </w:tcPr>
+          <w:p>
+            <w:pPr>
+              <w:pStyle w:val="Compact"/>
+              <w:spacing w:before="60" w:after="60" w:line="252" w:lineRule="auto"/>
+              <w:jc w:val="center"/>
+            </w:pPr>
+            <w:r>
+              <w:rPr>
+                <w:rFonts w:ascii="Liberation Serif" w:hAnsi="Liberation Serif"/>
+                <w:b w:val="0"/>
+                <w:sz w:val="20"/>
+              </w:rPr>
+              <w:t xml:space="preserve">통과</w:t>
+            </w:r>
+          </w:p>
+        </w:tc>
+      </w:tr>
     </w:tbl>
     <w:p>
       <w:pPr>
@@ -5590,7 +5857,7 @@
         <w:jc w:val="left"/>
       </w:pPr>
       <w:r>
-        <w:t xml:space="preserve">균등 기준 비율의 최대 절대 오차는 2.776×10⁻¹⁷, 부문 가중치 합계의 최대 오차는 2.665×10⁻¹⁵다. 별도 부피 미분과 압력의 최대 상대 오차는 4.840×10⁻¹¹이다. 고정 크기 unitary 변화의 총 에너지 상대 오차는 2.220×10⁻¹⁶이며, 기존 회전·렌즈 재현 오차는 출력 정밀도에서 0이다. 이는 선언된 모형의 계산 정합성과 재현 성과다.</w:t>
+        <w:t xml:space="preserve">균등 기준 비율의 최대 절대 오차는 6.939e-18, 부문 가중치 합계의 최대 오차는 1.776e-15다. 별도 부피 미분과 압력의 최대 상대 오차는 1.241e-11이고, 고정 크기 unitary 변화의 총 에너지 상대 오차는 2.220e-16다. 기존 회전·렌즈 재현 오차는 verification.json에 기록한다. r1은 양의 부하 10^-15를 보존하고 허용 trace 오차를 정규화하며, 반올림 범위를 넘는 음의 상태를 차단한다. 이는 선언된 모형의 계산 정합성과 재현 성과다.</w:t>
       </w:r>
     </w:p>
     <w:p>
@@ -5636,7 +5903,7 @@
         <w:jc w:val="left"/>
       </w:pPr>
       <w:r>
-        <w:t xml:space="preserve">0.8은 이 장부에 입자와 필터 선택 결과를 연결한다. 0.9는 실제 양자화 결과·발생확률·관측 뒤 상태·물리적 기록을 생성한다. 0.10은 반복 전환의 분기와 불확실성을 계산한다. 0.11은 그 전환과 기록계의 부하 교환을 물리 계산에 연결한다. 다음 식은 그때 사용할 회계 조건이며 0.7에서 실행한 측정 법칙이 아니다.</w:t>
+        <w:t xml:space="preserve">0.8은 입자와 필터 선택을 연결하고, 0.9는 상류 입력과 공통 산술 장부를 실행한다. 0.10은 주소별 정보 가중치와 물리 에너지·압력을 연결하고, 0.11은 순차 물리 보정을 수행한다. 0.12는 셔터·고유시간·허용 스펙트럼, 0.13은 실제 양자화 결과·확률·관측 뒤 상태·기록을 계산한다. 반복 전환의 불확실성과 정보 용량은 0.14에서 다룬다. 다음 식은 그때 사용할 회계 조건이며 0.7에서 실행한 측정 법칙이 아니다.</w:t>
       </w:r>
     </w:p>
     <w:p>
@@ -6004,7 +6271,7 @@
         <w:jc w:val="left"/>
       </w:pPr>
       <w:r>
-        <w:t xml:space="preserve">0.12는 전체 실행·문서·주장 장부를 대조한 뒤 1.0으로 확정한다. 0.7의 완료 판정은 공통 정의와 에너지 가중 측도 및 기존 부하 계산의 연결에 한정한다. 입자 선택·관측 법칙·전체 이론의 통합을 완료했다고 선행 판정하지 않는다. 같은 기준으로 기존 이론의 검증 입력과 WRRA 내부 실행을 구분한다.</w:t>
+        <w:t xml:space="preserve">0.15는 응력·뒤틀림·곡률·크기, 0.16은 중성미자 질량·혼합·진동, 0.17은 같은 기하 안의 전파를 연결한다. 1.0은 전체 실행·문서·주장 장부를 대조한 뒤 확정한다. 0.7의 완료 판정은 공통 정의와 에너지 가중 측도 및 기존 부하 계산의 연결에 한정한다. 입자 선택·관측 법칙·전체 이론의 통합을 완료했다고 선행 판정하지 않는다. 같은 기준으로 기존 이론의 검증 입력과 WRRA 내부 실행을 구분한다.</w:t>
       </w:r>
     </w:p>
     <w:bookmarkEnd w:id="27"/>
